--- a/test-plan/ParaBank_Test_Plan.docx
+++ b/test-plan/ParaBank_Test_Plan.docx
@@ -2545,7 +2545,7 @@
                 <w:sz w:val="19"/>
                 <w:szCs w:val="19"/>
               </w:rPr>
-              <w:t xml:space="preserve">Serial, single worker - the demo is a shared environment</w:t>
+              <w:t xml:space="preserve">Serial by default (shared demo rejects concurrent load); WORKERS=N runs it in parallel on a dedicated host</w:t>
             </w:r>
           </w:p>
         </w:tc>
